--- a/fearofstars/Василий_Воронков_Страх_звезд_синопсис.docx
+++ b/fearofstars/Василий_Воронков_Страх_звезд_синопсис.docx
@@ -1,6 +1,6 @@
 
 <file path=word/document.xml><?xml version="1.0" encoding="utf-8"?>
-<w:document xmlns:wpc="http://schemas.microsoft.com/office/word/2010/wordprocessingCanvas" xmlns:cx="http://schemas.microsoft.com/office/drawing/2014/chartex" xmlns:cx1="http://schemas.microsoft.com/office/drawing/2015/9/8/chartex" xmlns:cx2="http://schemas.microsoft.com/office/drawing/2015/10/21/chartex" xmlns:cx3="http://schemas.microsoft.com/office/drawing/2016/5/9/chartex" xmlns:cx4="http://schemas.microsoft.com/office/drawing/2016/5/10/chartex" xmlns:cx5="http://schemas.microsoft.com/office/drawing/2016/5/11/chartex" xmlns:cx6="http://schemas.microsoft.com/office/drawing/2016/5/12/chartex" xmlns:cx7="http://schemas.microsoft.com/office/drawing/2016/5/13/chartex" xmlns:cx8="http://schemas.microsoft.com/office/drawing/2016/5/14/chartex" xmlns:mc="http://schemas.openxmlformats.org/markup-compatibility/2006" xmlns:aink="http://schemas.microsoft.com/office/drawing/2016/ink" xmlns:am3d="http://schemas.microsoft.com/office/drawing/2017/model3d" xmlns:o="urn:schemas-microsoft-com:office:office" xmlns:r="http://schemas.openxmlformats.org/officeDocument/2006/relationships" xmlns:m="http://schemas.openxmlformats.org/officeDocument/2006/math" xmlns:v="urn:schemas-microsoft-com:vml" xmlns:wp14="http://schemas.microsoft.com/office/word/2010/wordprocessingDrawing" xmlns:wp="http://schemas.openxmlformats.org/drawingml/2006/wordprocessingDrawing" xmlns:w10="urn:schemas-microsoft-com:office:word" xmlns:w="http://schemas.openxmlformats.org/wordprocessingml/2006/main" xmlns:w14="http://schemas.microsoft.com/office/word/2010/wordml" xmlns:w15="http://schemas.microsoft.com/office/word/2012/wordml" xmlns:w16cex="http://schemas.microsoft.com/office/word/2018/wordml/cex" xmlns:w16cid="http://schemas.microsoft.com/office/word/2016/wordml/cid" xmlns:w16="http://schemas.microsoft.com/office/word/2018/wordml" xmlns:w16sdtdh="http://schemas.microsoft.com/office/word/2020/wordml/sdtdatahash" xmlns:w16se="http://schemas.microsoft.com/office/word/2015/wordml/symex" xmlns:wpg="http://schemas.microsoft.com/office/word/2010/wordprocessingGroup" xmlns:wpi="http://schemas.microsoft.com/office/word/2010/wordprocessingInk" xmlns:wne="http://schemas.microsoft.com/office/word/2006/wordml" xmlns:wps="http://schemas.microsoft.com/office/word/2010/wordprocessingShape" mc:Ignorable="w14 w15 w16se w16cid w16 w16cex w16sdtdh wp14">
+<w:document xmlns:wpc="http://schemas.microsoft.com/office/word/2010/wordprocessingCanvas" xmlns:cx="http://schemas.microsoft.com/office/drawing/2014/chartex" xmlns:cx1="http://schemas.microsoft.com/office/drawing/2015/9/8/chartex" xmlns:cx2="http://schemas.microsoft.com/office/drawing/2015/10/21/chartex" xmlns:cx3="http://schemas.microsoft.com/office/drawing/2016/5/9/chartex" xmlns:cx4="http://schemas.microsoft.com/office/drawing/2016/5/10/chartex" xmlns:cx5="http://schemas.microsoft.com/office/drawing/2016/5/11/chartex" xmlns:cx6="http://schemas.microsoft.com/office/drawing/2016/5/12/chartex" xmlns:cx7="http://schemas.microsoft.com/office/drawing/2016/5/13/chartex" xmlns:cx8="http://schemas.microsoft.com/office/drawing/2016/5/14/chartex" xmlns:mc="http://schemas.openxmlformats.org/markup-compatibility/2006" xmlns:aink="http://schemas.microsoft.com/office/drawing/2016/ink" xmlns:am3d="http://schemas.microsoft.com/office/drawing/2017/model3d" xmlns:o="urn:schemas-microsoft-com:office:office" xmlns:oel="http://schemas.microsoft.com/office/2019/extlst" xmlns:r="http://schemas.openxmlformats.org/officeDocument/2006/relationships" xmlns:m="http://schemas.openxmlformats.org/officeDocument/2006/math" xmlns:v="urn:schemas-microsoft-com:vml" xmlns:wp14="http://schemas.microsoft.com/office/word/2010/wordprocessingDrawing" xmlns:wp="http://schemas.openxmlformats.org/drawingml/2006/wordprocessingDrawing" xmlns:w10="urn:schemas-microsoft-com:office:word" xmlns:w="http://schemas.openxmlformats.org/wordprocessingml/2006/main" xmlns:w14="http://schemas.microsoft.com/office/word/2010/wordml" xmlns:w15="http://schemas.microsoft.com/office/word/2012/wordml" xmlns:w16cex="http://schemas.microsoft.com/office/word/2018/wordml/cex" xmlns:w16cid="http://schemas.microsoft.com/office/word/2016/wordml/cid" xmlns:w16="http://schemas.microsoft.com/office/word/2018/wordml" xmlns:w16du="http://schemas.microsoft.com/office/word/2023/wordml/word16du" xmlns:w16sdtdh="http://schemas.microsoft.com/office/word/2020/wordml/sdtdatahash" xmlns:w16sdtfl="http://schemas.microsoft.com/office/word/2024/wordml/sdtformatlock" xmlns:w16se="http://schemas.microsoft.com/office/word/2015/wordml/symex" xmlns:wpg="http://schemas.microsoft.com/office/word/2010/wordprocessingGroup" xmlns:wpi="http://schemas.microsoft.com/office/word/2010/wordprocessingInk" xmlns:wne="http://schemas.microsoft.com/office/word/2006/wordml" xmlns:wps="http://schemas.microsoft.com/office/word/2010/wordprocessingShape" mc:Ignorable="w14 w15 w16se w16cid w16 w16cex w16sdtdh w16sdtfl w16du wp14">
   <w:body>
     <w:p>
       <w:pPr>
@@ -39,16 +39,83 @@
           <w:lang w:val="ru-RU"/>
         </w:rPr>
       </w:pPr>
-      <w:r>
-        <w:rPr>
-          <w:rFonts w:ascii="Times New Roman" w:hAnsi="Times New Roman" w:cs="Times New Roman"/>
-          <w:sz w:val="28"/>
-          <w:szCs w:val="28"/>
-          <w:shd w:val="clear" w:color="auto" w:fill="FFFFFF"/>
-          <w:lang w:val="ru-RU"/>
-        </w:rPr>
-        <w:t>Синопсис</w:t>
-      </w:r>
+      <w:hyperlink r:id="rId4" w:history="1">
+        <w:r>
+          <w:rPr>
+            <w:rStyle w:val="a3"/>
+            <w:rFonts w:ascii="Times New Roman" w:hAnsi="Times New Roman" w:cs="Times New Roman"/>
+            <w:sz w:val="28"/>
+            <w:szCs w:val="28"/>
+            <w:shd w:val="clear" w:color="auto" w:fill="FFFFFF"/>
+          </w:rPr>
+          <w:t>nic</w:t>
+        </w:r>
+        <w:r>
+          <w:rPr>
+            <w:rStyle w:val="a3"/>
+            <w:rFonts w:ascii="Times New Roman" w:hAnsi="Times New Roman" w:cs="Times New Roman"/>
+            <w:sz w:val="28"/>
+            <w:szCs w:val="28"/>
+            <w:shd w:val="clear" w:color="auto" w:fill="FFFFFF"/>
+            <w:lang w:val="ru-RU"/>
+          </w:rPr>
+          <w:t>-</w:t>
+        </w:r>
+        <w:r>
+          <w:rPr>
+            <w:rStyle w:val="a3"/>
+            <w:rFonts w:ascii="Times New Roman" w:hAnsi="Times New Roman" w:cs="Times New Roman"/>
+            <w:sz w:val="28"/>
+            <w:szCs w:val="28"/>
+            <w:shd w:val="clear" w:color="auto" w:fill="FFFFFF"/>
+          </w:rPr>
+          <w:t>vorov</w:t>
+        </w:r>
+        <w:r>
+          <w:rPr>
+            <w:rStyle w:val="a3"/>
+            <w:rFonts w:ascii="Times New Roman" w:hAnsi="Times New Roman" w:cs="Times New Roman"/>
+            <w:sz w:val="28"/>
+            <w:szCs w:val="28"/>
+            <w:shd w:val="clear" w:color="auto" w:fill="FFFFFF"/>
+            <w:lang w:val="ru-RU"/>
+          </w:rPr>
+          <w:t>2@</w:t>
+        </w:r>
+        <w:r>
+          <w:rPr>
+            <w:rStyle w:val="a3"/>
+            <w:rFonts w:ascii="Times New Roman" w:hAnsi="Times New Roman" w:cs="Times New Roman"/>
+            <w:sz w:val="28"/>
+            <w:szCs w:val="28"/>
+            <w:shd w:val="clear" w:color="auto" w:fill="FFFFFF"/>
+          </w:rPr>
+          <w:t>yandex</w:t>
+        </w:r>
+        <w:r>
+          <w:rPr>
+            <w:rStyle w:val="a3"/>
+            <w:rFonts w:ascii="Times New Roman" w:hAnsi="Times New Roman" w:cs="Times New Roman"/>
+            <w:sz w:val="28"/>
+            <w:szCs w:val="28"/>
+            <w:shd w:val="clear" w:color="auto" w:fill="FFFFFF"/>
+            <w:lang w:val="ru-RU"/>
+          </w:rPr>
+          <w:t>.</w:t>
+        </w:r>
+        <w:proofErr w:type="spellStart"/>
+        <w:r>
+          <w:rPr>
+            <w:rStyle w:val="a3"/>
+            <w:rFonts w:ascii="Times New Roman" w:hAnsi="Times New Roman" w:cs="Times New Roman"/>
+            <w:sz w:val="28"/>
+            <w:szCs w:val="28"/>
+            <w:shd w:val="clear" w:color="auto" w:fill="FFFFFF"/>
+          </w:rPr>
+          <w:t>ru</w:t>
+        </w:r>
+        <w:proofErr w:type="spellEnd"/>
+      </w:hyperlink>
     </w:p>
     <w:p>
       <w:pPr>
@@ -71,6 +138,8 @@
         <w:jc w:val="both"/>
         <w:rPr>
           <w:rFonts w:ascii="Times New Roman" w:hAnsi="Times New Roman" w:cs="Times New Roman"/>
+          <w:b/>
+          <w:bCs/>
           <w:sz w:val="28"/>
           <w:szCs w:val="28"/>
           <w:shd w:val="clear" w:color="auto" w:fill="FFFFFF"/>
@@ -80,92 +149,14 @@
       <w:r>
         <w:rPr>
           <w:rFonts w:ascii="Times New Roman" w:hAnsi="Times New Roman" w:cs="Times New Roman"/>
-          <w:sz w:val="28"/>
-          <w:szCs w:val="28"/>
-          <w:shd w:val="clear" w:color="auto" w:fill="FFFFFF"/>
-          <w:lang w:val="ru-RU"/>
-        </w:rPr>
-        <w:t xml:space="preserve">Команде попавших на карантин контрабандистов приходится согласиться на самоубийственную миссию </w:t>
-      </w:r>
-      <w:r>
-        <w:rPr>
-          <w:rFonts w:ascii="Times New Roman" w:hAnsi="Times New Roman" w:cs="Times New Roman"/>
-          <w:sz w:val="28"/>
-          <w:szCs w:val="28"/>
-          <w:shd w:val="clear" w:color="auto" w:fill="FFFFFF"/>
-          <w:lang w:val="ru-RU"/>
-        </w:rPr>
-        <w:t>–</w:t>
-      </w:r>
-      <w:r>
-        <w:rPr>
-          <w:rFonts w:ascii="Times New Roman" w:hAnsi="Times New Roman" w:cs="Times New Roman"/>
-          <w:sz w:val="28"/>
-          <w:szCs w:val="28"/>
-          <w:shd w:val="clear" w:color="auto" w:fill="FFFFFF"/>
-          <w:lang w:val="ru-RU"/>
-        </w:rPr>
-        <w:t xml:space="preserve"> снять данные с бортового самописца у </w:t>
-      </w:r>
-      <w:r>
-        <w:rPr>
-          <w:rFonts w:ascii="Times New Roman" w:hAnsi="Times New Roman" w:cs="Times New Roman"/>
-          <w:sz w:val="28"/>
-          <w:szCs w:val="28"/>
-          <w:shd w:val="clear" w:color="auto" w:fill="FFFFFF"/>
-          <w:lang w:val="ru-RU"/>
-        </w:rPr>
-        <w:t>грузовоза</w:t>
-      </w:r>
-      <w:r>
-        <w:rPr>
-          <w:rFonts w:ascii="Times New Roman" w:hAnsi="Times New Roman" w:cs="Times New Roman"/>
-          <w:sz w:val="28"/>
-          <w:szCs w:val="28"/>
-          <w:shd w:val="clear" w:color="auto" w:fill="FFFFFF"/>
-          <w:lang w:val="ru-RU"/>
-        </w:rPr>
-        <w:t>, который исчез десять лет назад и теперь появился на границе сектора.</w:t>
-      </w:r>
-      <w:r>
-        <w:rPr>
-          <w:rFonts w:ascii="Times New Roman" w:hAnsi="Times New Roman" w:cs="Times New Roman"/>
-          <w:sz w:val="28"/>
-          <w:szCs w:val="28"/>
-          <w:shd w:val="clear" w:color="auto" w:fill="FFFFFF"/>
-          <w:lang w:val="ru-RU"/>
-        </w:rPr>
-        <w:t xml:space="preserve"> В</w:t>
-      </w:r>
-      <w:r>
-        <w:rPr>
-          <w:rFonts w:ascii="Times New Roman" w:hAnsi="Times New Roman" w:cs="Times New Roman"/>
-          <w:sz w:val="28"/>
-          <w:szCs w:val="28"/>
-          <w:shd w:val="clear" w:color="auto" w:fill="FFFFFF"/>
-          <w:lang w:val="ru-RU"/>
-        </w:rPr>
-        <w:t xml:space="preserve"> системе </w:t>
-      </w:r>
-      <w:r>
-        <w:rPr>
-          <w:rFonts w:ascii="Times New Roman" w:hAnsi="Times New Roman" w:cs="Times New Roman"/>
-          <w:sz w:val="28"/>
-          <w:szCs w:val="28"/>
-          <w:shd w:val="clear" w:color="auto" w:fill="FFFFFF"/>
-          <w:lang w:val="ru-RU"/>
-        </w:rPr>
-        <w:t xml:space="preserve">тем временем </w:t>
-      </w:r>
-      <w:r>
-        <w:rPr>
-          <w:rFonts w:ascii="Times New Roman" w:hAnsi="Times New Roman" w:cs="Times New Roman"/>
-          <w:sz w:val="28"/>
-          <w:szCs w:val="28"/>
-          <w:shd w:val="clear" w:color="auto" w:fill="FFFFFF"/>
-          <w:lang w:val="ru-RU"/>
-        </w:rPr>
-        <w:t>начинается космическая война.</w:t>
+          <w:b/>
+          <w:bCs/>
+          <w:sz w:val="28"/>
+          <w:szCs w:val="28"/>
+          <w:shd w:val="clear" w:color="auto" w:fill="FFFFFF"/>
+          <w:lang w:val="ru-RU"/>
+        </w:rPr>
+        <w:t>Синопсис</w:t>
       </w:r>
     </w:p>
     <w:p>
@@ -177,78 +168,277 @@
           <w:rFonts w:ascii="Times New Roman" w:hAnsi="Times New Roman" w:cs="Times New Roman"/>
           <w:sz w:val="28"/>
           <w:szCs w:val="28"/>
+          <w:shd w:val="clear" w:color="auto" w:fill="FFFFFF"/>
           <w:lang w:val="ru-RU"/>
         </w:rPr>
       </w:pPr>
-      <w:r>
-        <w:rPr>
-          <w:rFonts w:ascii="Times New Roman" w:hAnsi="Times New Roman" w:cs="Times New Roman"/>
-          <w:sz w:val="28"/>
-          <w:szCs w:val="28"/>
-          <w:shd w:val="clear" w:color="auto" w:fill="FFFFFF"/>
-          <w:lang w:val="ru-RU"/>
-        </w:rPr>
-        <w:t>Героям удаётся добраться до грузовоза ценой собственного корабля. Грузовозом управляет искалеченный человек в медицинской капсуле, введён</w:t>
-      </w:r>
-      <w:r>
-        <w:rPr>
-          <w:rFonts w:ascii="Times New Roman" w:hAnsi="Times New Roman" w:cs="Times New Roman"/>
-          <w:sz w:val="28"/>
-          <w:szCs w:val="28"/>
-          <w:shd w:val="clear" w:color="auto" w:fill="FFFFFF"/>
-          <w:lang w:val="ru-RU"/>
-        </w:rPr>
-        <w:t>ный</w:t>
-      </w:r>
-      <w:r>
-        <w:rPr>
-          <w:rFonts w:ascii="Times New Roman" w:hAnsi="Times New Roman" w:cs="Times New Roman"/>
-          <w:sz w:val="28"/>
-          <w:szCs w:val="28"/>
-          <w:shd w:val="clear" w:color="auto" w:fill="FFFFFF"/>
-          <w:lang w:val="ru-RU"/>
-        </w:rPr>
-        <w:t xml:space="preserve"> в искусственную кому и подключён</w:t>
-      </w:r>
-      <w:r>
-        <w:rPr>
-          <w:rFonts w:ascii="Times New Roman" w:hAnsi="Times New Roman" w:cs="Times New Roman"/>
-          <w:sz w:val="28"/>
-          <w:szCs w:val="28"/>
-          <w:shd w:val="clear" w:color="auto" w:fill="FFFFFF"/>
-          <w:lang w:val="ru-RU"/>
-        </w:rPr>
-        <w:t>ный</w:t>
-      </w:r>
-      <w:r>
-        <w:rPr>
-          <w:rFonts w:ascii="Times New Roman" w:hAnsi="Times New Roman" w:cs="Times New Roman"/>
-          <w:sz w:val="28"/>
-          <w:szCs w:val="28"/>
-          <w:shd w:val="clear" w:color="auto" w:fill="FFFFFF"/>
-          <w:lang w:val="ru-RU"/>
-        </w:rPr>
-        <w:t xml:space="preserve"> к вирту – виртуальной симуляци</w:t>
-      </w:r>
-      <w:r>
-        <w:rPr>
-          <w:rFonts w:ascii="Times New Roman" w:hAnsi="Times New Roman" w:cs="Times New Roman"/>
-          <w:sz w:val="28"/>
-          <w:szCs w:val="28"/>
-          <w:shd w:val="clear" w:color="auto" w:fill="FFFFFF"/>
-          <w:lang w:val="ru-RU"/>
-        </w:rPr>
-        <w:t>и, в которой воссоздан</w:t>
-      </w:r>
-      <w:r>
-        <w:rPr>
-          <w:rFonts w:ascii="Times New Roman" w:hAnsi="Times New Roman" w:cs="Times New Roman"/>
-          <w:sz w:val="28"/>
-          <w:szCs w:val="28"/>
-          <w:shd w:val="clear" w:color="auto" w:fill="FFFFFF"/>
-          <w:lang w:val="ru-RU"/>
-        </w:rPr>
-        <w:t>о его</w:t>
+    </w:p>
+    <w:p>
+      <w:pPr>
+        <w:spacing w:line="240" w:lineRule="auto"/>
+        <w:ind w:firstLine="720"/>
+        <w:jc w:val="both"/>
+        <w:rPr>
+          <w:rFonts w:ascii="Times New Roman" w:hAnsi="Times New Roman" w:cs="Times New Roman"/>
+          <w:sz w:val="28"/>
+          <w:szCs w:val="28"/>
+          <w:shd w:val="clear" w:color="auto" w:fill="FFFFFF"/>
+          <w:lang w:val="ru-RU"/>
+        </w:rPr>
+      </w:pPr>
+      <w:r>
+        <w:rPr>
+          <w:rFonts w:ascii="Times New Roman" w:hAnsi="Times New Roman" w:cs="Times New Roman"/>
+          <w:sz w:val="28"/>
+          <w:szCs w:val="28"/>
+          <w:shd w:val="clear" w:color="auto" w:fill="FFFFFF"/>
+          <w:lang w:val="ru-RU"/>
+        </w:rPr>
+        <w:t>Напряжённость в отношениях между двумя обитаемыми планетами в системе, Литией и Бакаром, доходит до предела — никто уже не сомневается в том, что скоро нач</w:t>
+      </w:r>
+      <w:r>
+        <w:rPr>
+          <w:rFonts w:ascii="Times New Roman" w:hAnsi="Times New Roman" w:cs="Times New Roman"/>
+          <w:sz w:val="28"/>
+          <w:szCs w:val="28"/>
+          <w:shd w:val="clear" w:color="auto" w:fill="FFFFFF"/>
+          <w:lang w:val="ru-RU"/>
+        </w:rPr>
+        <w:t>нётся</w:t>
+      </w:r>
+      <w:r>
+        <w:rPr>
+          <w:rFonts w:ascii="Times New Roman" w:hAnsi="Times New Roman" w:cs="Times New Roman"/>
+          <w:sz w:val="28"/>
+          <w:szCs w:val="28"/>
+          <w:shd w:val="clear" w:color="auto" w:fill="FFFFFF"/>
+          <w:lang w:val="ru-RU"/>
+        </w:rPr>
+        <w:t xml:space="preserve"> первая масштабная космическая война. И именно в это время Томашу и его команде не повезло попасться на контрабанде. Его корабль арестован — как и он сам, — на враждебной планете. Очень кстати приходится предложение от богатой </w:t>
+      </w:r>
+      <w:proofErr w:type="spellStart"/>
+      <w:r>
+        <w:rPr>
+          <w:rFonts w:ascii="Times New Roman" w:hAnsi="Times New Roman" w:cs="Times New Roman"/>
+          <w:sz w:val="28"/>
+          <w:szCs w:val="28"/>
+          <w:shd w:val="clear" w:color="auto" w:fill="FFFFFF"/>
+          <w:lang w:val="ru-RU"/>
+        </w:rPr>
+        <w:t>бакарийки</w:t>
+      </w:r>
+      <w:proofErr w:type="spellEnd"/>
+      <w:r>
+        <w:rPr>
+          <w:rFonts w:ascii="Times New Roman" w:hAnsi="Times New Roman" w:cs="Times New Roman"/>
+          <w:sz w:val="28"/>
+          <w:szCs w:val="28"/>
+          <w:shd w:val="clear" w:color="auto" w:fill="FFFFFF"/>
+          <w:lang w:val="ru-RU"/>
+        </w:rPr>
+        <w:t xml:space="preserve"> Айши — она готова организовать Томашу и его команде вылет с планеты, если они согласятся снять данные с бортового самописца</w:t>
+      </w:r>
+      <w:r>
+        <w:rPr>
+          <w:rFonts w:ascii="Times New Roman" w:hAnsi="Times New Roman" w:cs="Times New Roman"/>
+          <w:sz w:val="28"/>
+          <w:szCs w:val="28"/>
+          <w:shd w:val="clear" w:color="auto" w:fill="FFFFFF"/>
+          <w:lang w:val="ru-RU"/>
+        </w:rPr>
+        <w:t xml:space="preserve"> у загадочного </w:t>
+      </w:r>
+      <w:r>
+        <w:rPr>
+          <w:rFonts w:ascii="Times New Roman" w:hAnsi="Times New Roman" w:cs="Times New Roman"/>
+          <w:sz w:val="28"/>
+          <w:szCs w:val="28"/>
+          <w:shd w:val="clear" w:color="auto" w:fill="FFFFFF"/>
+          <w:lang w:val="ru-RU"/>
+        </w:rPr>
+        <w:t>грузовоза</w:t>
+      </w:r>
+      <w:r>
+        <w:rPr>
+          <w:rFonts w:ascii="Times New Roman" w:hAnsi="Times New Roman" w:cs="Times New Roman"/>
+          <w:sz w:val="28"/>
+          <w:szCs w:val="28"/>
+          <w:shd w:val="clear" w:color="auto" w:fill="FFFFFF"/>
+          <w:lang w:val="ru-RU"/>
+        </w:rPr>
+        <w:t>, который исчез десять лет назад и теперь появился на границе сектора. У Томаша нет другого выбора, кроме как согласиться.</w:t>
+      </w:r>
+      <w:r>
+        <w:rPr>
+          <w:rFonts w:ascii="Times New Roman" w:hAnsi="Times New Roman" w:cs="Times New Roman"/>
+          <w:sz w:val="28"/>
+          <w:szCs w:val="28"/>
+          <w:shd w:val="clear" w:color="auto" w:fill="FFFFFF"/>
+          <w:lang w:val="ru-RU"/>
+        </w:rPr>
+        <w:t xml:space="preserve"> Они выполнят задание, получат </w:t>
+      </w:r>
+      <w:r>
+        <w:rPr>
+          <w:rFonts w:ascii="Times New Roman" w:hAnsi="Times New Roman" w:cs="Times New Roman"/>
+          <w:sz w:val="28"/>
+          <w:szCs w:val="28"/>
+          <w:shd w:val="clear" w:color="auto" w:fill="FFFFFF"/>
+          <w:lang w:val="ru-RU"/>
+        </w:rPr>
+        <w:t>хорошую</w:t>
+      </w:r>
+      <w:r>
+        <w:rPr>
+          <w:rFonts w:ascii="Times New Roman" w:hAnsi="Times New Roman" w:cs="Times New Roman"/>
+          <w:sz w:val="28"/>
+          <w:szCs w:val="28"/>
+          <w:shd w:val="clear" w:color="auto" w:fill="FFFFFF"/>
+          <w:lang w:val="ru-RU"/>
+        </w:rPr>
+        <w:t xml:space="preserve"> компенсацию и отправятся на орбитальные колонии, чтобы переждать бурю войны.</w:t>
+      </w:r>
+    </w:p>
+    <w:p>
+      <w:pPr>
+        <w:spacing w:line="240" w:lineRule="auto"/>
+        <w:ind w:firstLine="720"/>
+        <w:jc w:val="both"/>
+        <w:rPr>
+          <w:rFonts w:ascii="Times New Roman" w:hAnsi="Times New Roman" w:cs="Times New Roman"/>
+          <w:sz w:val="28"/>
+          <w:szCs w:val="28"/>
+          <w:shd w:val="clear" w:color="auto" w:fill="FFFFFF"/>
+          <w:lang w:val="ru-RU"/>
+        </w:rPr>
+      </w:pPr>
+      <w:r>
+        <w:rPr>
+          <w:rFonts w:ascii="Times New Roman" w:hAnsi="Times New Roman" w:cs="Times New Roman"/>
+          <w:sz w:val="28"/>
+          <w:szCs w:val="28"/>
+          <w:shd w:val="clear" w:color="auto" w:fill="FFFFFF"/>
+          <w:lang w:val="ru-RU"/>
+        </w:rPr>
+        <w:t xml:space="preserve">Полёт с самого начала идёт не по плану. Оборудование на корабле Томаша сбоит после долгой стоянки на </w:t>
+      </w:r>
+      <w:proofErr w:type="spellStart"/>
+      <w:r>
+        <w:rPr>
+          <w:rFonts w:ascii="Times New Roman" w:hAnsi="Times New Roman" w:cs="Times New Roman"/>
+          <w:sz w:val="28"/>
+          <w:szCs w:val="28"/>
+          <w:shd w:val="clear" w:color="auto" w:fill="FFFFFF"/>
+          <w:lang w:val="ru-RU"/>
+        </w:rPr>
+        <w:t>бакарийском</w:t>
+      </w:r>
+      <w:proofErr w:type="spellEnd"/>
+      <w:r>
+        <w:rPr>
+          <w:rFonts w:ascii="Times New Roman" w:hAnsi="Times New Roman" w:cs="Times New Roman"/>
+          <w:sz w:val="28"/>
+          <w:szCs w:val="28"/>
+          <w:shd w:val="clear" w:color="auto" w:fill="FFFFFF"/>
+          <w:lang w:val="ru-RU"/>
+        </w:rPr>
+        <w:t xml:space="preserve"> космодроме. Их преследует загадочный невидимка — скрытое сопровождение от Айши или, быть может, конкурент? </w:t>
+      </w:r>
+      <w:r>
+        <w:rPr>
+          <w:rFonts w:ascii="Times New Roman" w:hAnsi="Times New Roman" w:cs="Times New Roman"/>
+          <w:sz w:val="28"/>
+          <w:szCs w:val="28"/>
+          <w:shd w:val="clear" w:color="auto" w:fill="FFFFFF"/>
+          <w:lang w:val="ru-RU"/>
+        </w:rPr>
+        <w:t xml:space="preserve">Далее оказывается, что сигнатура корабля, которую выдала Айша, уже не действует, и команда Томаша подвергается нападению военного </w:t>
+      </w:r>
+      <w:proofErr w:type="spellStart"/>
+      <w:r>
+        <w:rPr>
+          <w:rFonts w:ascii="Times New Roman" w:hAnsi="Times New Roman" w:cs="Times New Roman"/>
+          <w:sz w:val="28"/>
+          <w:szCs w:val="28"/>
+          <w:shd w:val="clear" w:color="auto" w:fill="FFFFFF"/>
+          <w:lang w:val="ru-RU"/>
+        </w:rPr>
+        <w:t>литийского</w:t>
+      </w:r>
+      <w:proofErr w:type="spellEnd"/>
+      <w:r>
+        <w:rPr>
+          <w:rFonts w:ascii="Times New Roman" w:hAnsi="Times New Roman" w:cs="Times New Roman"/>
+          <w:sz w:val="28"/>
+          <w:szCs w:val="28"/>
+          <w:shd w:val="clear" w:color="auto" w:fill="FFFFFF"/>
+          <w:lang w:val="ru-RU"/>
+        </w:rPr>
+        <w:t xml:space="preserve"> крейсера.</w:t>
+      </w:r>
+      <w:r>
+        <w:rPr>
+          <w:rFonts w:ascii="Times New Roman" w:hAnsi="Times New Roman" w:cs="Times New Roman"/>
+          <w:sz w:val="28"/>
+          <w:szCs w:val="28"/>
+          <w:shd w:val="clear" w:color="auto" w:fill="FFFFFF"/>
+          <w:lang w:val="ru-RU"/>
+        </w:rPr>
+        <w:t xml:space="preserve"> Их спасает корабль-невидимка, уничтожая крейсер.</w:t>
+      </w:r>
+      <w:r>
+        <w:rPr>
+          <w:rFonts w:ascii="Times New Roman" w:hAnsi="Times New Roman" w:cs="Times New Roman"/>
+          <w:sz w:val="28"/>
+          <w:szCs w:val="28"/>
+          <w:shd w:val="clear" w:color="auto" w:fill="FFFFFF"/>
+          <w:lang w:val="ru-RU"/>
+        </w:rPr>
+        <w:t xml:space="preserve"> После гибели крейсера героям удаётся спасти одного человека, который успел эвакуироваться до взрыва — девушку-техника Фён.</w:t>
+      </w:r>
+    </w:p>
+    <w:p>
+      <w:pPr>
+        <w:spacing w:line="240" w:lineRule="auto"/>
+        <w:ind w:firstLine="720"/>
+        <w:jc w:val="both"/>
+        <w:rPr>
+          <w:rFonts w:ascii="Times New Roman" w:hAnsi="Times New Roman" w:cs="Times New Roman"/>
+          <w:sz w:val="28"/>
+          <w:szCs w:val="28"/>
+          <w:shd w:val="clear" w:color="auto" w:fill="FFFFFF"/>
+          <w:lang w:val="ru-RU"/>
+        </w:rPr>
+      </w:pPr>
+      <w:r>
+        <w:rPr>
+          <w:rFonts w:ascii="Times New Roman" w:hAnsi="Times New Roman" w:cs="Times New Roman"/>
+          <w:sz w:val="28"/>
+          <w:szCs w:val="28"/>
+          <w:shd w:val="clear" w:color="auto" w:fill="FFFFFF"/>
+          <w:lang w:val="ru-RU"/>
+        </w:rPr>
+        <w:t>В итоге г</w:t>
+      </w:r>
+      <w:r>
+        <w:rPr>
+          <w:rFonts w:ascii="Times New Roman" w:hAnsi="Times New Roman" w:cs="Times New Roman"/>
+          <w:sz w:val="28"/>
+          <w:szCs w:val="28"/>
+          <w:shd w:val="clear" w:color="auto" w:fill="FFFFFF"/>
+          <w:lang w:val="ru-RU"/>
+        </w:rPr>
+        <w:t>еро</w:t>
+      </w:r>
+      <w:r>
+        <w:rPr>
+          <w:rFonts w:ascii="Times New Roman" w:hAnsi="Times New Roman" w:cs="Times New Roman"/>
+          <w:sz w:val="28"/>
+          <w:szCs w:val="28"/>
+          <w:shd w:val="clear" w:color="auto" w:fill="FFFFFF"/>
+          <w:lang w:val="ru-RU"/>
+        </w:rPr>
+        <w:t>и</w:t>
       </w:r>
       <w:r>
         <w:rPr>
@@ -268,7 +458,283 @@
           <w:shd w:val="clear" w:color="auto" w:fill="FFFFFF"/>
           <w:lang w:val="ru-RU"/>
         </w:rPr>
-        <w:t>судно</w:t>
+        <w:t>добираются</w:t>
+      </w:r>
+      <w:r>
+        <w:rPr>
+          <w:rFonts w:ascii="Times New Roman" w:hAnsi="Times New Roman" w:cs="Times New Roman"/>
+          <w:sz w:val="28"/>
+          <w:szCs w:val="28"/>
+          <w:shd w:val="clear" w:color="auto" w:fill="FFFFFF"/>
+          <w:lang w:val="ru-RU"/>
+        </w:rPr>
+        <w:t xml:space="preserve"> до грузовоза ценой собственного корабля.</w:t>
+      </w:r>
+      <w:r>
+        <w:rPr>
+          <w:rFonts w:ascii="Times New Roman" w:hAnsi="Times New Roman" w:cs="Times New Roman"/>
+          <w:sz w:val="28"/>
+          <w:szCs w:val="28"/>
+          <w:shd w:val="clear" w:color="auto" w:fill="FFFFFF"/>
+          <w:lang w:val="ru-RU"/>
+        </w:rPr>
+        <w:t xml:space="preserve"> </w:t>
+      </w:r>
+      <w:r>
+        <w:rPr>
+          <w:rFonts w:ascii="Times New Roman" w:hAnsi="Times New Roman" w:cs="Times New Roman"/>
+          <w:sz w:val="28"/>
+          <w:szCs w:val="28"/>
+          <w:shd w:val="clear" w:color="auto" w:fill="FFFFFF"/>
+          <w:lang w:val="ru-RU"/>
+        </w:rPr>
+        <w:t>К</w:t>
+      </w:r>
+      <w:r>
+        <w:rPr>
+          <w:rFonts w:ascii="Times New Roman" w:hAnsi="Times New Roman" w:cs="Times New Roman"/>
+          <w:sz w:val="28"/>
+          <w:szCs w:val="28"/>
+          <w:shd w:val="clear" w:color="auto" w:fill="FFFFFF"/>
+          <w:lang w:val="ru-RU"/>
+        </w:rPr>
+        <w:t xml:space="preserve">ораблём управляет бывший капитан Томаша, </w:t>
+      </w:r>
+      <w:r>
+        <w:rPr>
+          <w:rFonts w:ascii="Times New Roman" w:hAnsi="Times New Roman" w:cs="Times New Roman"/>
+          <w:sz w:val="28"/>
+          <w:szCs w:val="28"/>
+          <w:shd w:val="clear" w:color="auto" w:fill="FFFFFF"/>
+          <w:lang w:val="ru-RU"/>
+        </w:rPr>
+        <w:t xml:space="preserve">Акар, </w:t>
+      </w:r>
+      <w:r>
+        <w:rPr>
+          <w:rFonts w:ascii="Times New Roman" w:hAnsi="Times New Roman" w:cs="Times New Roman"/>
+          <w:sz w:val="28"/>
+          <w:szCs w:val="28"/>
+          <w:shd w:val="clear" w:color="auto" w:fill="FFFFFF"/>
+          <w:lang w:val="ru-RU"/>
+        </w:rPr>
+        <w:t xml:space="preserve">который </w:t>
+      </w:r>
+      <w:r>
+        <w:rPr>
+          <w:rFonts w:ascii="Times New Roman" w:hAnsi="Times New Roman" w:cs="Times New Roman"/>
+          <w:sz w:val="28"/>
+          <w:szCs w:val="28"/>
+          <w:shd w:val="clear" w:color="auto" w:fill="FFFFFF"/>
+          <w:lang w:val="ru-RU"/>
+        </w:rPr>
+        <w:t>пропал без вести</w:t>
+      </w:r>
+      <w:r>
+        <w:rPr>
+          <w:rFonts w:ascii="Times New Roman" w:hAnsi="Times New Roman" w:cs="Times New Roman"/>
+          <w:sz w:val="28"/>
+          <w:szCs w:val="28"/>
+          <w:shd w:val="clear" w:color="auto" w:fill="FFFFFF"/>
+          <w:lang w:val="ru-RU"/>
+        </w:rPr>
+        <w:t xml:space="preserve"> </w:t>
+      </w:r>
+      <w:r>
+        <w:rPr>
+          <w:rFonts w:ascii="Times New Roman" w:hAnsi="Times New Roman" w:cs="Times New Roman"/>
+          <w:sz w:val="28"/>
+          <w:szCs w:val="28"/>
+          <w:shd w:val="clear" w:color="auto" w:fill="FFFFFF"/>
+          <w:lang w:val="ru-RU"/>
+        </w:rPr>
+        <w:t>много</w:t>
+      </w:r>
+      <w:r>
+        <w:rPr>
+          <w:rFonts w:ascii="Times New Roman" w:hAnsi="Times New Roman" w:cs="Times New Roman"/>
+          <w:sz w:val="28"/>
+          <w:szCs w:val="28"/>
+          <w:shd w:val="clear" w:color="auto" w:fill="FFFFFF"/>
+          <w:lang w:val="ru-RU"/>
+        </w:rPr>
+        <w:t xml:space="preserve"> лет назад, когда отправился по личным делам на Бакар. </w:t>
+      </w:r>
+      <w:r>
+        <w:rPr>
+          <w:rFonts w:ascii="Times New Roman" w:hAnsi="Times New Roman" w:cs="Times New Roman"/>
+          <w:sz w:val="28"/>
+          <w:szCs w:val="28"/>
+          <w:shd w:val="clear" w:color="auto" w:fill="FFFFFF"/>
+          <w:lang w:val="ru-RU"/>
+        </w:rPr>
+        <w:t>Акар получил серьёзные травмы, его жизнь поддерживается медицинской капсулой, а сам он постоянно находится в вирте — виртуальной симуляции, в которой воссоздано его судно. Оказывается, что корабль принимал участие в экспериментах по преодолению скорости света, но из-за ошибок в навигации выпал в войд далеко за пределы сектора. На корабле произошла авария, которая унесла жизни почти всего экипажа.</w:t>
+      </w:r>
+    </w:p>
+    <w:p>
+      <w:pPr>
+        <w:spacing w:line="240" w:lineRule="auto"/>
+        <w:ind w:firstLine="720"/>
+        <w:jc w:val="both"/>
+        <w:rPr>
+          <w:rFonts w:ascii="Times New Roman" w:hAnsi="Times New Roman" w:cs="Times New Roman"/>
+          <w:sz w:val="28"/>
+          <w:szCs w:val="28"/>
+          <w:lang w:val="ru-RU"/>
+        </w:rPr>
+      </w:pPr>
+      <w:r>
+        <w:rPr>
+          <w:rFonts w:ascii="Times New Roman" w:hAnsi="Times New Roman" w:cs="Times New Roman"/>
+          <w:sz w:val="28"/>
+          <w:szCs w:val="28"/>
+          <w:shd w:val="clear" w:color="auto" w:fill="FFFFFF"/>
+          <w:lang w:val="ru-RU"/>
+        </w:rPr>
+        <w:t>Героям приходится подключиться к вирту, чтобы узнать тайны грузовоза</w:t>
+      </w:r>
+      <w:r>
+        <w:rPr>
+          <w:rFonts w:ascii="Times New Roman" w:hAnsi="Times New Roman" w:cs="Times New Roman"/>
+          <w:sz w:val="28"/>
+          <w:szCs w:val="28"/>
+          <w:shd w:val="clear" w:color="auto" w:fill="FFFFFF"/>
+          <w:lang w:val="ru-RU"/>
+        </w:rPr>
+        <w:t xml:space="preserve"> — разгадать секреты перемещения с</w:t>
+      </w:r>
+      <w:r>
+        <w:rPr>
+          <w:rFonts w:ascii="Times New Roman" w:hAnsi="Times New Roman" w:cs="Times New Roman"/>
+          <w:sz w:val="28"/>
+          <w:szCs w:val="28"/>
+          <w:shd w:val="clear" w:color="auto" w:fill="FFFFFF"/>
+          <w:lang w:val="ru-RU"/>
+        </w:rPr>
+        <w:t xml:space="preserve"> </w:t>
+      </w:r>
+      <w:proofErr w:type="spellStart"/>
+      <w:r>
+        <w:rPr>
+          <w:rFonts w:ascii="Times New Roman" w:hAnsi="Times New Roman" w:cs="Times New Roman"/>
+          <w:sz w:val="28"/>
+          <w:szCs w:val="28"/>
+          <w:shd w:val="clear" w:color="auto" w:fill="FFFFFF"/>
+          <w:lang w:val="ru-RU"/>
+        </w:rPr>
+        <w:t>гиперсветовой</w:t>
+      </w:r>
+      <w:proofErr w:type="spellEnd"/>
+      <w:r>
+        <w:rPr>
+          <w:rFonts w:ascii="Times New Roman" w:hAnsi="Times New Roman" w:cs="Times New Roman"/>
+          <w:sz w:val="28"/>
+          <w:szCs w:val="28"/>
+          <w:shd w:val="clear" w:color="auto" w:fill="FFFFFF"/>
+          <w:lang w:val="ru-RU"/>
+        </w:rPr>
+        <w:t xml:space="preserve"> скоростью. </w:t>
+      </w:r>
+      <w:r>
+        <w:rPr>
+          <w:rFonts w:ascii="Times New Roman" w:hAnsi="Times New Roman" w:cs="Times New Roman"/>
+          <w:sz w:val="28"/>
+          <w:szCs w:val="28"/>
+          <w:shd w:val="clear" w:color="auto" w:fill="FFFFFF"/>
+          <w:lang w:val="ru-RU"/>
+        </w:rPr>
+        <w:t>Т</w:t>
+      </w:r>
+      <w:r>
+        <w:rPr>
+          <w:rFonts w:ascii="Times New Roman" w:hAnsi="Times New Roman" w:cs="Times New Roman"/>
+          <w:sz w:val="28"/>
+          <w:szCs w:val="28"/>
+          <w:shd w:val="clear" w:color="auto" w:fill="FFFFFF"/>
+          <w:lang w:val="ru-RU"/>
+        </w:rPr>
+        <w:t xml:space="preserve">ем временем </w:t>
+      </w:r>
+      <w:r>
+        <w:rPr>
+          <w:rFonts w:ascii="Times New Roman" w:hAnsi="Times New Roman" w:cs="Times New Roman"/>
+          <w:sz w:val="28"/>
+          <w:szCs w:val="28"/>
+          <w:shd w:val="clear" w:color="auto" w:fill="FFFFFF"/>
+          <w:lang w:val="ru-RU"/>
+        </w:rPr>
+        <w:lastRenderedPageBreak/>
+        <w:t xml:space="preserve">объявляется </w:t>
+      </w:r>
+      <w:r>
+        <w:rPr>
+          <w:rFonts w:ascii="Times New Roman" w:hAnsi="Times New Roman" w:cs="Times New Roman"/>
+          <w:sz w:val="28"/>
+          <w:szCs w:val="28"/>
+          <w:shd w:val="clear" w:color="auto" w:fill="FFFFFF"/>
+          <w:lang w:val="ru-RU"/>
+        </w:rPr>
+        <w:t>корабль-невидимка вместе с Айшей</w:t>
+      </w:r>
+      <w:r>
+        <w:rPr>
+          <w:rFonts w:ascii="Times New Roman" w:hAnsi="Times New Roman" w:cs="Times New Roman"/>
+          <w:sz w:val="28"/>
+          <w:szCs w:val="28"/>
+          <w:shd w:val="clear" w:color="auto" w:fill="FFFFFF"/>
+          <w:lang w:val="ru-RU"/>
+        </w:rPr>
+        <w:t xml:space="preserve"> и берёт грузовоз на абордаж. </w:t>
+      </w:r>
+      <w:r>
+        <w:rPr>
+          <w:rFonts w:ascii="Times New Roman" w:hAnsi="Times New Roman" w:cs="Times New Roman"/>
+          <w:sz w:val="28"/>
+          <w:szCs w:val="28"/>
+          <w:shd w:val="clear" w:color="auto" w:fill="FFFFFF"/>
+          <w:lang w:val="ru-RU"/>
+        </w:rPr>
+        <w:t>Герои</w:t>
+      </w:r>
+      <w:r>
+        <w:rPr>
+          <w:rFonts w:ascii="Times New Roman" w:hAnsi="Times New Roman" w:cs="Times New Roman"/>
+          <w:sz w:val="28"/>
+          <w:szCs w:val="28"/>
+          <w:shd w:val="clear" w:color="auto" w:fill="FFFFFF"/>
+          <w:lang w:val="ru-RU"/>
+        </w:rPr>
+        <w:t xml:space="preserve"> активир</w:t>
+      </w:r>
+      <w:r>
+        <w:rPr>
+          <w:rFonts w:ascii="Times New Roman" w:hAnsi="Times New Roman" w:cs="Times New Roman"/>
+          <w:sz w:val="28"/>
+          <w:szCs w:val="28"/>
+          <w:shd w:val="clear" w:color="auto" w:fill="FFFFFF"/>
+          <w:lang w:val="ru-RU"/>
+        </w:rPr>
+        <w:t>уют</w:t>
+      </w:r>
+      <w:r>
+        <w:rPr>
+          <w:rFonts w:ascii="Times New Roman" w:hAnsi="Times New Roman" w:cs="Times New Roman"/>
+          <w:sz w:val="28"/>
+          <w:szCs w:val="28"/>
+          <w:shd w:val="clear" w:color="auto" w:fill="FFFFFF"/>
+          <w:lang w:val="ru-RU"/>
+        </w:rPr>
+        <w:t xml:space="preserve"> систему экстренного уничтожения грузовоза</w:t>
+      </w:r>
+      <w:r>
+        <w:rPr>
+          <w:rFonts w:ascii="Times New Roman" w:hAnsi="Times New Roman" w:cs="Times New Roman"/>
+          <w:sz w:val="28"/>
+          <w:szCs w:val="28"/>
+          <w:shd w:val="clear" w:color="auto" w:fill="FFFFFF"/>
+          <w:lang w:val="ru-RU"/>
+        </w:rPr>
+        <w:t xml:space="preserve"> и бегут на спасательном модуле, однако сбежать успевают не все — Томаш и Фён попадают Айше в плен</w:t>
       </w:r>
       <w:r>
         <w:rPr>
@@ -288,17 +754,139 @@
           <w:shd w:val="clear" w:color="auto" w:fill="FFFFFF"/>
           <w:lang w:val="ru-RU"/>
         </w:rPr>
-        <w:t>Героям</w:t>
-      </w:r>
-      <w:r>
-        <w:rPr>
-          <w:rFonts w:ascii="Times New Roman" w:hAnsi="Times New Roman" w:cs="Times New Roman"/>
-          <w:sz w:val="28"/>
-          <w:szCs w:val="28"/>
-          <w:shd w:val="clear" w:color="auto" w:fill="FFFFFF"/>
-          <w:lang w:val="ru-RU"/>
-        </w:rPr>
-        <w:t xml:space="preserve"> приходится подключиться к вирту, чтобы узнать тайны грузовоза. Капитан грузовоза верит, что симуляция реальна, однако вирт начинает постепенно разрушаться, а с ним – и сознание капитана. Героям удаётся узнать, что грузовоз испытывал технологию гиперпрыжка – эта технология может решить исход в начинающейся войне. Они уничтожают грузовоз и спасаются. </w:t>
+        <w:t>Н</w:t>
+      </w:r>
+      <w:r>
+        <w:rPr>
+          <w:rFonts w:ascii="Times New Roman" w:hAnsi="Times New Roman" w:cs="Times New Roman"/>
+          <w:sz w:val="28"/>
+          <w:szCs w:val="28"/>
+          <w:shd w:val="clear" w:color="auto" w:fill="FFFFFF"/>
+          <w:lang w:val="ru-RU"/>
+        </w:rPr>
+        <w:t xml:space="preserve">еожиданно </w:t>
+      </w:r>
+      <w:r>
+        <w:rPr>
+          <w:rFonts w:ascii="Times New Roman" w:hAnsi="Times New Roman" w:cs="Times New Roman"/>
+          <w:sz w:val="28"/>
+          <w:szCs w:val="28"/>
+          <w:shd w:val="clear" w:color="auto" w:fill="FFFFFF"/>
+          <w:lang w:val="ru-RU"/>
+        </w:rPr>
+        <w:t>появляются</w:t>
+      </w:r>
+      <w:r>
+        <w:rPr>
+          <w:rFonts w:ascii="Times New Roman" w:hAnsi="Times New Roman" w:cs="Times New Roman"/>
+          <w:sz w:val="28"/>
+          <w:szCs w:val="28"/>
+          <w:shd w:val="clear" w:color="auto" w:fill="FFFFFF"/>
+          <w:lang w:val="ru-RU"/>
+        </w:rPr>
+        <w:t xml:space="preserve"> </w:t>
+      </w:r>
+      <w:r>
+        <w:rPr>
+          <w:rFonts w:ascii="Times New Roman" w:hAnsi="Times New Roman" w:cs="Times New Roman"/>
+          <w:sz w:val="28"/>
+          <w:szCs w:val="28"/>
+          <w:shd w:val="clear" w:color="auto" w:fill="FFFFFF"/>
+          <w:lang w:val="ru-RU"/>
+        </w:rPr>
+        <w:t xml:space="preserve">военные </w:t>
+      </w:r>
+      <w:r>
+        <w:rPr>
+          <w:rFonts w:ascii="Times New Roman" w:hAnsi="Times New Roman" w:cs="Times New Roman"/>
+          <w:sz w:val="28"/>
+          <w:szCs w:val="28"/>
+          <w:shd w:val="clear" w:color="auto" w:fill="FFFFFF"/>
+          <w:lang w:val="ru-RU"/>
+        </w:rPr>
+        <w:t xml:space="preserve">корабли Литии, которые выслеживали невидимку после его нападения на </w:t>
+      </w:r>
+      <w:proofErr w:type="spellStart"/>
+      <w:r>
+        <w:rPr>
+          <w:rFonts w:ascii="Times New Roman" w:hAnsi="Times New Roman" w:cs="Times New Roman"/>
+          <w:sz w:val="28"/>
+          <w:szCs w:val="28"/>
+          <w:shd w:val="clear" w:color="auto" w:fill="FFFFFF"/>
+          <w:lang w:val="ru-RU"/>
+        </w:rPr>
+        <w:t>литийский</w:t>
+      </w:r>
+      <w:proofErr w:type="spellEnd"/>
+      <w:r>
+        <w:rPr>
+          <w:rFonts w:ascii="Times New Roman" w:hAnsi="Times New Roman" w:cs="Times New Roman"/>
+          <w:sz w:val="28"/>
+          <w:szCs w:val="28"/>
+          <w:shd w:val="clear" w:color="auto" w:fill="FFFFFF"/>
+          <w:lang w:val="ru-RU"/>
+        </w:rPr>
+        <w:t xml:space="preserve"> </w:t>
+      </w:r>
+      <w:r>
+        <w:rPr>
+          <w:rFonts w:ascii="Times New Roman" w:hAnsi="Times New Roman" w:cs="Times New Roman"/>
+          <w:sz w:val="28"/>
+          <w:szCs w:val="28"/>
+          <w:shd w:val="clear" w:color="auto" w:fill="FFFFFF"/>
+          <w:lang w:val="ru-RU"/>
+        </w:rPr>
+        <w:t>крейсер.</w:t>
+      </w:r>
+      <w:r>
+        <w:rPr>
+          <w:rFonts w:ascii="Times New Roman" w:hAnsi="Times New Roman" w:cs="Times New Roman"/>
+          <w:sz w:val="28"/>
+          <w:szCs w:val="28"/>
+          <w:shd w:val="clear" w:color="auto" w:fill="FFFFFF"/>
+          <w:lang w:val="ru-RU"/>
+        </w:rPr>
+        <w:t xml:space="preserve"> Фён удаётся спастись, но Томаш погибает. В конце она объединяется с остальными, </w:t>
+      </w:r>
+      <w:r>
+        <w:rPr>
+          <w:rFonts w:ascii="Times New Roman" w:hAnsi="Times New Roman" w:cs="Times New Roman"/>
+          <w:sz w:val="28"/>
+          <w:szCs w:val="28"/>
+          <w:shd w:val="clear" w:color="auto" w:fill="FFFFFF"/>
+          <w:lang w:val="ru-RU"/>
+        </w:rPr>
+        <w:t>чтобы</w:t>
+      </w:r>
+      <w:r>
+        <w:rPr>
+          <w:rFonts w:ascii="Times New Roman" w:hAnsi="Times New Roman" w:cs="Times New Roman"/>
+          <w:sz w:val="28"/>
+          <w:szCs w:val="28"/>
+          <w:shd w:val="clear" w:color="auto" w:fill="FFFFFF"/>
+          <w:lang w:val="ru-RU"/>
+        </w:rPr>
+        <w:t xml:space="preserve"> </w:t>
+      </w:r>
+      <w:r>
+        <w:rPr>
+          <w:rFonts w:ascii="Times New Roman" w:hAnsi="Times New Roman" w:cs="Times New Roman"/>
+          <w:sz w:val="28"/>
+          <w:szCs w:val="28"/>
+          <w:shd w:val="clear" w:color="auto" w:fill="FFFFFF"/>
+          <w:lang w:val="ru-RU"/>
+        </w:rPr>
+        <w:t>отправиться</w:t>
+      </w:r>
+      <w:r>
+        <w:rPr>
+          <w:rFonts w:ascii="Times New Roman" w:hAnsi="Times New Roman" w:cs="Times New Roman"/>
+          <w:sz w:val="28"/>
+          <w:szCs w:val="28"/>
+          <w:shd w:val="clear" w:color="auto" w:fill="FFFFFF"/>
+          <w:lang w:val="ru-RU"/>
+        </w:rPr>
+        <w:t xml:space="preserve"> на орбитальные колонии.</w:t>
       </w:r>
     </w:p>
     <w:sectPr>
@@ -312,7 +900,7 @@
 </file>
 
 <file path=word/styles.xml><?xml version="1.0" encoding="utf-8"?>
-<w:styles xmlns:mc="http://schemas.openxmlformats.org/markup-compatibility/2006" xmlns:r="http://schemas.openxmlformats.org/officeDocument/2006/relationships" xmlns:w="http://schemas.openxmlformats.org/wordprocessingml/2006/main" xmlns:w14="http://schemas.microsoft.com/office/word/2010/wordml" xmlns:w15="http://schemas.microsoft.com/office/word/2012/wordml" xmlns:w16cex="http://schemas.microsoft.com/office/word/2018/wordml/cex" xmlns:w16cid="http://schemas.microsoft.com/office/word/2016/wordml/cid" xmlns:w16="http://schemas.microsoft.com/office/word/2018/wordml" xmlns:w16sdtdh="http://schemas.microsoft.com/office/word/2020/wordml/sdtdatahash" xmlns:w16se="http://schemas.microsoft.com/office/word/2015/wordml/symex" mc:Ignorable="w14 w15 w16se w16cid w16 w16cex w16sdtdh">
+<w:styles xmlns:mc="http://schemas.openxmlformats.org/markup-compatibility/2006" xmlns:r="http://schemas.openxmlformats.org/officeDocument/2006/relationships" xmlns:w="http://schemas.openxmlformats.org/wordprocessingml/2006/main" xmlns:w14="http://schemas.microsoft.com/office/word/2010/wordml" xmlns:w15="http://schemas.microsoft.com/office/word/2012/wordml" xmlns:w16cex="http://schemas.microsoft.com/office/word/2018/wordml/cex" xmlns:w16cid="http://schemas.microsoft.com/office/word/2016/wordml/cid" xmlns:w16="http://schemas.microsoft.com/office/word/2018/wordml" xmlns:w16du="http://schemas.microsoft.com/office/word/2023/wordml/word16du" xmlns:w16sdtdh="http://schemas.microsoft.com/office/word/2020/wordml/sdtdatahash" xmlns:w16sdtfl="http://schemas.microsoft.com/office/word/2024/wordml/sdtformatlock" xmlns:w16se="http://schemas.microsoft.com/office/word/2015/wordml/symex" mc:Ignorable="w14 w15 w16se w16cid w16 w16cex w16sdtdh w16sdtfl w16du">
   <w:docDefaults>
     <w:rPrDefault>
       <w:rPr>
@@ -737,6 +1325,29 @@
     <w:semiHidden/>
     <w:unhideWhenUsed/>
   </w:style>
+  <w:style w:type="character" w:styleId="a3">
+    <w:name w:val="Hyperlink"/>
+    <w:basedOn w:val="a0"/>
+    <w:uiPriority w:val="99"/>
+    <w:unhideWhenUsed/>
+    <w:rsid w:val="00987C15"/>
+    <w:rPr>
+      <w:color w:val="0563C1" w:themeColor="hyperlink"/>
+      <w:u w:val="single"/>
+    </w:rPr>
+  </w:style>
+  <w:style w:type="character" w:styleId="a4">
+    <w:name w:val="Unresolved Mention"/>
+    <w:basedOn w:val="a0"/>
+    <w:uiPriority w:val="99"/>
+    <w:semiHidden/>
+    <w:unhideWhenUsed/>
+    <w:rsid w:val="00987C15"/>
+    <w:rPr>
+      <w:color w:val="605E5C"/>
+      <w:shd w:val="clear" w:color="auto" w:fill="E1DFDD"/>
+    </w:rPr>
+  </w:style>
 </w:styles>
 </file>
 
